--- a/Programacion II/Parciales/Parcial 1 - POO colecciones e interfaces GUI - SOLUCION.docx
+++ b/Programacion II/Parciales/Parcial 1 - POO colecciones e interfaces GUI - SOLUCION.docx
@@ -105,7 +105,7 @@
           <w:color w:val="2B2B2B"/>
           <w:sz w:val="22"/>
         </w:rPr>
-        <w:t>Fecha: 09/09/2026  ·  Clase 5  ·  Modalidad: Presencial (síncrono)</w:t>
+        <w:t>Fecha: 23/09/2026  ·  Sesión 5 de 13  ·  Modalidad: Presencial (síncrono)</w:t>
       </w:r>
     </w:p>
     <w:p>
@@ -181,7 +181,7 @@
           <w:color w:val="2B2B2B"/>
           <w:sz w:val="22"/>
         </w:rPr>
-        <w:t>Corte 1 · Únicamente clases con fecha &lt;= 09/09/2026 (Clases 1-5):</w:t>
+        <w:t>Corte 1 (Sesiones 1-5) · Únicamente clases dictadas antes del 23/09/2026 (Clases 1, 2, 3 y 4 del material). La Clase 5 es la sesión del parcial:</w:t>
       </w:r>
     </w:p>
     <w:p>
@@ -211,7 +211,7 @@
           <w:color w:val="2B2B2B"/>
           <w:sz w:val="22"/>
         </w:rPr>
-        <w:t>Clase 1 · 12/08 · Introducción a POO</w:t>
+        <w:t>Clase 1 · 26/08 · Introducción a POO</w:t>
       </w:r>
     </w:p>
     <w:p>
@@ -226,7 +226,7 @@
           <w:color w:val="2B2B2B"/>
           <w:sz w:val="22"/>
         </w:rPr>
-        <w:t>Clase 2 · 19/08 · Colecciones dinámicas ArrayList</w:t>
+        <w:t>Clase 2 · 02/09 · Colecciones dinámicas ArrayList</w:t>
       </w:r>
     </w:p>
     <w:p>
@@ -241,7 +241,7 @@
           <w:color w:val="2B2B2B"/>
           <w:sz w:val="22"/>
         </w:rPr>
-        <w:t>Clase 3 · 26/08 · Pilas y colas</w:t>
+        <w:t>Clase 3 · 09/09 · Pilas y colas</w:t>
       </w:r>
     </w:p>
     <w:p>
@@ -256,7 +256,7 @@
           <w:color w:val="2B2B2B"/>
           <w:sz w:val="22"/>
         </w:rPr>
-        <w:t>Clase 4 · 02/09 · Mapas y conjuntos · Interfaces gráficas GUI</w:t>
+        <w:t>Clase 4 · 16/09 · Mapas y conjuntos · Interfaces gráficas GUI</w:t>
       </w:r>
     </w:p>
     <w:p>

--- a/Programacion II/Parciales/Parcial 1 - POO colecciones e interfaces GUI - SOLUCION.docx
+++ b/Programacion II/Parciales/Parcial 1 - POO colecciones e interfaces GUI - SOLUCION.docx
@@ -105,7 +105,7 @@
           <w:color w:val="2B2B2B"/>
           <w:sz w:val="22"/>
         </w:rPr>
-        <w:t>Fecha: 23/09/2026  ·  Sesión 5 de 13  ·  Modalidad: Presencial (síncrono)</w:t>
+        <w:t>Fecha: 23/09/2026  ·  Sesión 5 de 13  ·  Modalidad: virtual síncrona por Google Meet</w:t>
       </w:r>
     </w:p>
     <w:p>
@@ -286,7 +286,7 @@
           <w:color w:val="2B2B2B"/>
           <w:sz w:val="22"/>
         </w:rPr>
-        <w:t>Lea con atención cada sección antes de responder. Escriba con letra clara.</w:t>
+        <w:t>Lea con atención cada sección antes de responder. Responda en este mismo documento, sobre las líneas marcadas, y entréguelo por el medio que el docente indique al abrir la sesión.</w:t>
       </w:r>
     </w:p>
     <w:p>
@@ -316,7 +316,7 @@
           <w:color w:val="2B2B2B"/>
           <w:sz w:val="22"/>
         </w:rPr>
-        <w:t>No se permite el uso de dispositivos electrónicos salvo indicación explícita del docente.</w:t>
+        <w:t>Es individual: no se permite consultar con otras personas ni compartir respuestas. El material de apoyo autorizado es el que el docente indique al abrir la sesión.</w:t>
       </w:r>
     </w:p>
     <w:p>
